--- a/Literature Review/AI in Healthcare Literature Review.docx
+++ b/Literature Review/AI in Healthcare Literature Review.docx
@@ -51,7 +51,7 @@
           <w:noProof/>
         </w:rPr>
         <w:drawing>
-          <wp:inline distT="0" distB="0" distL="0" distR="0" wp14:anchorId="6F34076D" wp14:editId="078F3E4E">
+          <wp:inline distT="0" distB="0" distL="0" distR="0" wp14:anchorId="6F34076D" wp14:editId="589425E4">
             <wp:extent cx="1009402" cy="1145498"/>
             <wp:effectExtent l="0" t="0" r="635" b="0"/>
             <wp:docPr id="119285012" name="Picture 2"/>
@@ -1872,7 +1872,8 @@
     </w:p>
     <w:tbl>
       <w:tblPr>
-        <w:tblW w:w="11280" w:type="dxa"/>
+        <w:tblW w:w="9633" w:type="dxa"/>
+        <w:shd w:val="clear" w:color="auto" w:fill="FFFFFF"/>
         <w:tblCellMar>
           <w:top w:w="15" w:type="dxa"/>
           <w:left w:w="15" w:type="dxa"/>
@@ -1882,19 +1883,21 @@
         <w:tblLook w:val="04A0" w:firstRow="1" w:lastRow="0" w:firstColumn="1" w:lastColumn="0" w:noHBand="0" w:noVBand="1"/>
       </w:tblPr>
       <w:tblGrid>
-        <w:gridCol w:w="1580"/>
-        <w:gridCol w:w="9700"/>
+        <w:gridCol w:w="1685"/>
+        <w:gridCol w:w="7948"/>
       </w:tblGrid>
       <w:tr>
         <w:trPr>
+          <w:trHeight w:val="640"/>
           <w:tblHeader/>
         </w:trPr>
         <w:tc>
           <w:tcPr>
-            <w:tcW w:w="0" w:type="auto"/>
+            <w:tcW w:w="1685" w:type="dxa"/>
             <w:tcBorders>
               <w:top w:val="nil"/>
             </w:tcBorders>
+            <w:shd w:val="clear" w:color="auto" w:fill="FFFFFF"/>
             <w:tcMar>
               <w:top w:w="150" w:type="dxa"/>
               <w:left w:w="0" w:type="dxa"/>
@@ -1909,12 +1912,16 @@
               <w:spacing w:after="314" w:line="259" w:lineRule="auto"/>
               <w:ind w:left="0" w:right="0" w:firstLine="0"/>
               <w:rPr>
-                <w:sz w:val="22"/>
-                <w:szCs w:val="28"/>
-              </w:rPr>
-            </w:pPr>
-            <w:r>
-              <w:rPr>
+                <w:b/>
+                <w:bCs/>
+                <w:sz w:val="22"/>
+                <w:szCs w:val="28"/>
+              </w:rPr>
+            </w:pPr>
+            <w:r>
+              <w:rPr>
+                <w:b/>
+                <w:bCs/>
                 <w:sz w:val="22"/>
                 <w:szCs w:val="28"/>
               </w:rPr>
@@ -1924,10 +1931,11 @@
         </w:tc>
         <w:tc>
           <w:tcPr>
-            <w:tcW w:w="0" w:type="auto"/>
+            <w:tcW w:w="7948" w:type="dxa"/>
             <w:tcBorders>
               <w:top w:val="nil"/>
             </w:tcBorders>
+            <w:shd w:val="clear" w:color="auto" w:fill="FFFFFF"/>
             <w:tcMar>
               <w:top w:w="150" w:type="dxa"/>
               <w:left w:w="240" w:type="dxa"/>
@@ -1942,12 +1950,16 @@
               <w:spacing w:after="314" w:line="259" w:lineRule="auto"/>
               <w:ind w:left="0" w:right="0" w:firstLine="0"/>
               <w:rPr>
-                <w:sz w:val="22"/>
-                <w:szCs w:val="28"/>
-              </w:rPr>
-            </w:pPr>
-            <w:r>
-              <w:rPr>
+                <w:b/>
+                <w:bCs/>
+                <w:sz w:val="22"/>
+                <w:szCs w:val="28"/>
+              </w:rPr>
+            </w:pPr>
+            <w:r>
+              <w:rPr>
+                <w:b/>
+                <w:bCs/>
                 <w:sz w:val="22"/>
                 <w:szCs w:val="28"/>
               </w:rPr>
@@ -1957,9 +1969,13 @@
         </w:tc>
       </w:tr>
       <w:tr>
-        <w:tc>
-          <w:tcPr>
-            <w:tcW w:w="0" w:type="auto"/>
+        <w:trPr>
+          <w:trHeight w:val="943"/>
+        </w:trPr>
+        <w:tc>
+          <w:tcPr>
+            <w:tcW w:w="1685" w:type="dxa"/>
+            <w:shd w:val="clear" w:color="auto" w:fill="FFFFFF"/>
             <w:tcMar>
               <w:top w:w="150" w:type="dxa"/>
               <w:left w:w="0" w:type="dxa"/>
@@ -1974,24 +1990,27 @@
               <w:spacing w:after="314" w:line="259" w:lineRule="auto"/>
               <w:ind w:left="0" w:right="0" w:firstLine="0"/>
               <w:rPr>
-                <w:sz w:val="22"/>
-                <w:szCs w:val="28"/>
-              </w:rPr>
-            </w:pPr>
-            <w:r>
-              <w:rPr>
                 <w:b/>
                 <w:bCs/>
                 <w:sz w:val="22"/>
                 <w:szCs w:val="28"/>
               </w:rPr>
+            </w:pPr>
+            <w:r>
+              <w:rPr>
+                <w:b/>
+                <w:bCs/>
+                <w:sz w:val="22"/>
+                <w:szCs w:val="28"/>
+              </w:rPr>
               <w:t>Planning</w:t>
             </w:r>
           </w:p>
         </w:tc>
         <w:tc>
           <w:tcPr>
-            <w:tcW w:w="0" w:type="auto"/>
+            <w:tcW w:w="7948" w:type="dxa"/>
+            <w:shd w:val="clear" w:color="auto" w:fill="FFFFFF"/>
             <w:tcMar>
               <w:top w:w="150" w:type="dxa"/>
               <w:left w:w="240" w:type="dxa"/>
@@ -2006,12 +2025,16 @@
               <w:spacing w:after="314" w:line="259" w:lineRule="auto"/>
               <w:ind w:left="0" w:right="0" w:firstLine="0"/>
               <w:rPr>
-                <w:sz w:val="22"/>
-                <w:szCs w:val="28"/>
-              </w:rPr>
-            </w:pPr>
-            <w:r>
-              <w:rPr>
+                <w:b/>
+                <w:bCs/>
+                <w:sz w:val="22"/>
+                <w:szCs w:val="28"/>
+              </w:rPr>
+            </w:pPr>
+            <w:r>
+              <w:rPr>
+                <w:b/>
+                <w:bCs/>
                 <w:sz w:val="22"/>
                 <w:szCs w:val="28"/>
               </w:rPr>
@@ -2021,9 +2044,13 @@
         </w:tc>
       </w:tr>
       <w:tr>
-        <w:tc>
-          <w:tcPr>
-            <w:tcW w:w="0" w:type="auto"/>
+        <w:trPr>
+          <w:trHeight w:val="930"/>
+        </w:trPr>
+        <w:tc>
+          <w:tcPr>
+            <w:tcW w:w="1685" w:type="dxa"/>
+            <w:shd w:val="clear" w:color="auto" w:fill="FFFFFF"/>
             <w:tcMar>
               <w:top w:w="150" w:type="dxa"/>
               <w:left w:w="0" w:type="dxa"/>
@@ -2038,24 +2065,27 @@
               <w:spacing w:after="314" w:line="259" w:lineRule="auto"/>
               <w:ind w:left="0" w:right="0" w:firstLine="0"/>
               <w:rPr>
-                <w:sz w:val="22"/>
-                <w:szCs w:val="28"/>
-              </w:rPr>
-            </w:pPr>
-            <w:r>
-              <w:rPr>
                 <w:b/>
                 <w:bCs/>
                 <w:sz w:val="22"/>
                 <w:szCs w:val="28"/>
               </w:rPr>
+            </w:pPr>
+            <w:r>
+              <w:rPr>
+                <w:b/>
+                <w:bCs/>
+                <w:sz w:val="22"/>
+                <w:szCs w:val="28"/>
+              </w:rPr>
               <w:t>Implementing</w:t>
             </w:r>
           </w:p>
         </w:tc>
         <w:tc>
           <w:tcPr>
-            <w:tcW w:w="0" w:type="auto"/>
+            <w:tcW w:w="7948" w:type="dxa"/>
+            <w:shd w:val="clear" w:color="auto" w:fill="FFFFFF"/>
             <w:tcMar>
               <w:top w:w="150" w:type="dxa"/>
               <w:left w:w="240" w:type="dxa"/>
@@ -2070,12 +2100,16 @@
               <w:spacing w:after="314" w:line="259" w:lineRule="auto"/>
               <w:ind w:left="0" w:right="0" w:firstLine="0"/>
               <w:rPr>
-                <w:sz w:val="22"/>
-                <w:szCs w:val="28"/>
-              </w:rPr>
-            </w:pPr>
-            <w:r>
-              <w:rPr>
+                <w:b/>
+                <w:bCs/>
+                <w:sz w:val="22"/>
+                <w:szCs w:val="28"/>
+              </w:rPr>
+            </w:pPr>
+            <w:r>
+              <w:rPr>
+                <w:b/>
+                <w:bCs/>
                 <w:sz w:val="22"/>
                 <w:szCs w:val="28"/>
               </w:rPr>
@@ -2085,9 +2119,13 @@
         </w:tc>
       </w:tr>
       <w:tr>
-        <w:tc>
-          <w:tcPr>
-            <w:tcW w:w="0" w:type="auto"/>
+        <w:trPr>
+          <w:trHeight w:val="943"/>
+        </w:trPr>
+        <w:tc>
+          <w:tcPr>
+            <w:tcW w:w="1685" w:type="dxa"/>
+            <w:shd w:val="clear" w:color="auto" w:fill="FFFFFF"/>
             <w:tcMar>
               <w:top w:w="150" w:type="dxa"/>
               <w:left w:w="0" w:type="dxa"/>
@@ -2102,24 +2140,27 @@
               <w:spacing w:after="314" w:line="259" w:lineRule="auto"/>
               <w:ind w:left="0" w:right="0" w:firstLine="0"/>
               <w:rPr>
-                <w:sz w:val="22"/>
-                <w:szCs w:val="28"/>
-              </w:rPr>
-            </w:pPr>
-            <w:r>
-              <w:rPr>
                 <w:b/>
                 <w:bCs/>
                 <w:sz w:val="22"/>
                 <w:szCs w:val="28"/>
               </w:rPr>
+            </w:pPr>
+            <w:r>
+              <w:rPr>
+                <w:b/>
+                <w:bCs/>
+                <w:sz w:val="22"/>
+                <w:szCs w:val="28"/>
+              </w:rPr>
               <w:t>Sustaining</w:t>
             </w:r>
           </w:p>
         </w:tc>
         <w:tc>
           <w:tcPr>
-            <w:tcW w:w="0" w:type="auto"/>
+            <w:tcW w:w="7948" w:type="dxa"/>
+            <w:shd w:val="clear" w:color="auto" w:fill="FFFFFF"/>
             <w:tcMar>
               <w:top w:w="150" w:type="dxa"/>
               <w:left w:w="240" w:type="dxa"/>
@@ -2134,12 +2175,16 @@
               <w:spacing w:after="314" w:line="259" w:lineRule="auto"/>
               <w:ind w:left="0" w:right="0" w:firstLine="0"/>
               <w:rPr>
-                <w:sz w:val="22"/>
-                <w:szCs w:val="28"/>
-              </w:rPr>
-            </w:pPr>
-            <w:r>
-              <w:rPr>
+                <w:b/>
+                <w:bCs/>
+                <w:sz w:val="22"/>
+                <w:szCs w:val="28"/>
+              </w:rPr>
+            </w:pPr>
+            <w:r>
+              <w:rPr>
+                <w:b/>
+                <w:bCs/>
                 <w:sz w:val="22"/>
                 <w:szCs w:val="28"/>
               </w:rPr>
@@ -2149,6 +2194,18 @@
         </w:tc>
       </w:tr>
     </w:tbl>
+    <w:p>
+      <w:pPr>
+        <w:spacing w:after="314" w:line="259" w:lineRule="auto"/>
+        <w:ind w:left="0" w:right="0" w:firstLine="0"/>
+        <w:rPr>
+          <w:b/>
+          <w:bCs/>
+          <w:sz w:val="22"/>
+          <w:szCs w:val="28"/>
+        </w:rPr>
+      </w:pPr>
+    </w:p>
     <w:p>
       <w:pPr>
         <w:spacing w:after="314" w:line="259" w:lineRule="auto"/>
@@ -2349,6 +2406,7 @@
           <w:sz w:val="22"/>
           <w:szCs w:val="28"/>
         </w:rPr>
+        <w:lastRenderedPageBreak/>
         <w:t>AI characteristics</w:t>
       </w:r>
       <w:r>
@@ -2446,7 +2504,6 @@
           <w:sz w:val="22"/>
           <w:szCs w:val="28"/>
         </w:rPr>
-        <w:lastRenderedPageBreak/>
         <w:t>No single XAI method is best for all tasks</w:t>
       </w:r>
     </w:p>
@@ -2646,7 +2703,7 @@
     </w:p>
     <w:tbl>
       <w:tblPr>
-        <w:tblW w:w="11280" w:type="dxa"/>
+        <w:tblW w:w="10171" w:type="dxa"/>
         <w:tblCellMar>
           <w:top w:w="15" w:type="dxa"/>
           <w:left w:w="15" w:type="dxa"/>
@@ -2656,12 +2713,13 @@
         <w:tblLook w:val="04A0" w:firstRow="1" w:lastRow="0" w:firstColumn="1" w:lastColumn="0" w:noHBand="0" w:noVBand="1"/>
       </w:tblPr>
       <w:tblGrid>
-        <w:gridCol w:w="2035"/>
-        <w:gridCol w:w="6850"/>
-        <w:gridCol w:w="2395"/>
+        <w:gridCol w:w="1952"/>
+        <w:gridCol w:w="5518"/>
+        <w:gridCol w:w="2701"/>
       </w:tblGrid>
       <w:tr>
         <w:trPr>
+          <w:trHeight w:val="576"/>
           <w:tblHeader/>
         </w:trPr>
         <w:tc>
@@ -2699,7 +2757,7 @@
         </w:tc>
         <w:tc>
           <w:tcPr>
-            <w:tcW w:w="0" w:type="auto"/>
+            <w:tcW w:w="5518" w:type="dxa"/>
             <w:tcBorders>
               <w:top w:val="nil"/>
             </w:tcBorders>
@@ -2732,7 +2790,7 @@
         </w:tc>
         <w:tc>
           <w:tcPr>
-            <w:tcW w:w="0" w:type="auto"/>
+            <w:tcW w:w="2701" w:type="dxa"/>
             <w:tcBorders>
               <w:top w:val="nil"/>
             </w:tcBorders>
@@ -2765,6 +2823,9 @@
         </w:tc>
       </w:tr>
       <w:tr>
+        <w:trPr>
+          <w:trHeight w:val="576"/>
+        </w:trPr>
         <w:tc>
           <w:tcPr>
             <w:tcW w:w="0" w:type="auto"/>
@@ -2797,7 +2858,7 @@
         </w:tc>
         <w:tc>
           <w:tcPr>
-            <w:tcW w:w="0" w:type="auto"/>
+            <w:tcW w:w="5518" w:type="dxa"/>
             <w:tcMar>
               <w:top w:w="150" w:type="dxa"/>
               <w:left w:w="240" w:type="dxa"/>
@@ -2827,7 +2888,7 @@
         </w:tc>
         <w:tc>
           <w:tcPr>
-            <w:tcW w:w="0" w:type="auto"/>
+            <w:tcW w:w="2701" w:type="dxa"/>
             <w:tcMar>
               <w:top w:w="150" w:type="dxa"/>
               <w:left w:w="240" w:type="dxa"/>
@@ -2857,6 +2918,9 @@
         </w:tc>
       </w:tr>
       <w:tr>
+        <w:trPr>
+          <w:trHeight w:val="576"/>
+        </w:trPr>
         <w:tc>
           <w:tcPr>
             <w:tcW w:w="0" w:type="auto"/>
@@ -2889,7 +2953,7 @@
         </w:tc>
         <w:tc>
           <w:tcPr>
-            <w:tcW w:w="0" w:type="auto"/>
+            <w:tcW w:w="5518" w:type="dxa"/>
             <w:tcMar>
               <w:top w:w="150" w:type="dxa"/>
               <w:left w:w="240" w:type="dxa"/>
@@ -2919,7 +2983,7 @@
         </w:tc>
         <w:tc>
           <w:tcPr>
-            <w:tcW w:w="0" w:type="auto"/>
+            <w:tcW w:w="2701" w:type="dxa"/>
             <w:tcMar>
               <w:top w:w="150" w:type="dxa"/>
               <w:left w:w="240" w:type="dxa"/>
@@ -2949,6 +3013,9 @@
         </w:tc>
       </w:tr>
       <w:tr>
+        <w:trPr>
+          <w:trHeight w:val="576"/>
+        </w:trPr>
         <w:tc>
           <w:tcPr>
             <w:tcW w:w="0" w:type="auto"/>
@@ -2981,7 +3048,7 @@
         </w:tc>
         <w:tc>
           <w:tcPr>
-            <w:tcW w:w="0" w:type="auto"/>
+            <w:tcW w:w="5518" w:type="dxa"/>
             <w:tcMar>
               <w:top w:w="150" w:type="dxa"/>
               <w:left w:w="240" w:type="dxa"/>
@@ -3011,7 +3078,7 @@
         </w:tc>
         <w:tc>
           <w:tcPr>
-            <w:tcW w:w="0" w:type="auto"/>
+            <w:tcW w:w="2701" w:type="dxa"/>
             <w:tcMar>
               <w:top w:w="150" w:type="dxa"/>
               <w:left w:w="240" w:type="dxa"/>
@@ -3050,6 +3117,9 @@
         </w:tc>
       </w:tr>
       <w:tr>
+        <w:trPr>
+          <w:trHeight w:val="576"/>
+        </w:trPr>
         <w:tc>
           <w:tcPr>
             <w:tcW w:w="0" w:type="auto"/>
@@ -3082,7 +3152,7 @@
         </w:tc>
         <w:tc>
           <w:tcPr>
-            <w:tcW w:w="0" w:type="auto"/>
+            <w:tcW w:w="5518" w:type="dxa"/>
             <w:tcMar>
               <w:top w:w="150" w:type="dxa"/>
               <w:left w:w="240" w:type="dxa"/>
@@ -3112,7 +3182,7 @@
         </w:tc>
         <w:tc>
           <w:tcPr>
-            <w:tcW w:w="0" w:type="auto"/>
+            <w:tcW w:w="2701" w:type="dxa"/>
             <w:tcMar>
               <w:top w:w="150" w:type="dxa"/>
               <w:left w:w="240" w:type="dxa"/>
@@ -3142,6 +3212,9 @@
         </w:tc>
       </w:tr>
       <w:tr>
+        <w:trPr>
+          <w:trHeight w:val="576"/>
+        </w:trPr>
         <w:tc>
           <w:tcPr>
             <w:tcW w:w="0" w:type="auto"/>
@@ -3174,7 +3247,7 @@
         </w:tc>
         <w:tc>
           <w:tcPr>
-            <w:tcW w:w="0" w:type="auto"/>
+            <w:tcW w:w="5518" w:type="dxa"/>
             <w:tcMar>
               <w:top w:w="150" w:type="dxa"/>
               <w:left w:w="240" w:type="dxa"/>
@@ -3204,7 +3277,7 @@
         </w:tc>
         <w:tc>
           <w:tcPr>
-            <w:tcW w:w="0" w:type="auto"/>
+            <w:tcW w:w="2701" w:type="dxa"/>
             <w:tcMar>
               <w:top w:w="150" w:type="dxa"/>
               <w:left w:w="240" w:type="dxa"/>
@@ -3234,6 +3307,9 @@
         </w:tc>
       </w:tr>
       <w:tr>
+        <w:trPr>
+          <w:trHeight w:val="576"/>
+        </w:trPr>
         <w:tc>
           <w:tcPr>
             <w:tcW w:w="0" w:type="auto"/>
@@ -3260,13 +3336,14 @@
                 <w:sz w:val="22"/>
                 <w:szCs w:val="28"/>
               </w:rPr>
+              <w:lastRenderedPageBreak/>
               <w:t>Feedback Loop Bias</w:t>
             </w:r>
           </w:p>
         </w:tc>
         <w:tc>
           <w:tcPr>
-            <w:tcW w:w="0" w:type="auto"/>
+            <w:tcW w:w="5518" w:type="dxa"/>
             <w:tcMar>
               <w:top w:w="150" w:type="dxa"/>
               <w:left w:w="240" w:type="dxa"/>
@@ -3296,7 +3373,7 @@
         </w:tc>
         <w:tc>
           <w:tcPr>
-            <w:tcW w:w="0" w:type="auto"/>
+            <w:tcW w:w="2701" w:type="dxa"/>
             <w:tcMar>
               <w:top w:w="150" w:type="dxa"/>
               <w:left w:w="240" w:type="dxa"/>
@@ -3429,7 +3506,6 @@
           <w:sz w:val="22"/>
           <w:szCs w:val="28"/>
         </w:rPr>
-        <w:lastRenderedPageBreak/>
         <w:t>Healthcare AI systems handle sensitive patient data, raising significant privacy concerns.</w:t>
       </w:r>
     </w:p>
@@ -3650,19 +3726,80 @@
           <w:szCs w:val="28"/>
         </w:rPr>
       </w:pPr>
-      <w:r>
+    </w:p>
+    <w:p>
+      <w:pPr>
+        <w:spacing w:after="314" w:line="259" w:lineRule="auto"/>
+        <w:ind w:left="0" w:right="0" w:firstLine="0"/>
         <w:rPr>
           <w:b/>
           <w:bCs/>
           <w:sz w:val="22"/>
           <w:szCs w:val="28"/>
         </w:rPr>
+      </w:pPr>
+    </w:p>
+    <w:p>
+      <w:pPr>
+        <w:spacing w:after="314" w:line="259" w:lineRule="auto"/>
+        <w:ind w:left="0" w:right="0" w:firstLine="0"/>
+        <w:rPr>
+          <w:b/>
+          <w:bCs/>
+          <w:sz w:val="22"/>
+          <w:szCs w:val="28"/>
+        </w:rPr>
+      </w:pPr>
+    </w:p>
+    <w:p>
+      <w:pPr>
+        <w:spacing w:after="314" w:line="259" w:lineRule="auto"/>
+        <w:ind w:left="0" w:right="0" w:firstLine="0"/>
+        <w:rPr>
+          <w:b/>
+          <w:bCs/>
+          <w:sz w:val="22"/>
+          <w:szCs w:val="28"/>
+        </w:rPr>
+      </w:pPr>
+    </w:p>
+    <w:p>
+      <w:pPr>
+        <w:spacing w:after="314" w:line="259" w:lineRule="auto"/>
+        <w:ind w:left="0" w:right="0" w:firstLine="0"/>
+        <w:rPr>
+          <w:b/>
+          <w:bCs/>
+          <w:sz w:val="22"/>
+          <w:szCs w:val="28"/>
+        </w:rPr>
+      </w:pPr>
+    </w:p>
+    <w:p>
+      <w:pPr>
+        <w:spacing w:after="314" w:line="259" w:lineRule="auto"/>
+        <w:ind w:left="0" w:right="0" w:firstLine="0"/>
+        <w:rPr>
+          <w:b/>
+          <w:bCs/>
+          <w:sz w:val="22"/>
+          <w:szCs w:val="28"/>
+        </w:rPr>
+      </w:pPr>
+      <w:r>
+        <w:rPr>
+          <w:b/>
+          <w:bCs/>
+          <w:sz w:val="22"/>
+          <w:szCs w:val="28"/>
+        </w:rPr>
+        <w:lastRenderedPageBreak/>
         <w:t>3.5 Long-Term Process Issues</w:t>
       </w:r>
     </w:p>
     <w:tbl>
       <w:tblPr>
-        <w:tblW w:w="11280" w:type="dxa"/>
+        <w:tblW w:w="9756" w:type="dxa"/>
         <w:tblCellMar>
           <w:top w:w="15" w:type="dxa"/>
           <w:left w:w="15" w:type="dxa"/>
@@ -3672,12 +3809,13 @@
         <w:tblLook w:val="04A0" w:firstRow="1" w:lastRow="0" w:firstColumn="1" w:lastColumn="0" w:noHBand="0" w:noVBand="1"/>
       </w:tblPr>
       <w:tblGrid>
-        <w:gridCol w:w="2439"/>
-        <w:gridCol w:w="6139"/>
-        <w:gridCol w:w="2702"/>
+        <w:gridCol w:w="1686"/>
+        <w:gridCol w:w="5514"/>
+        <w:gridCol w:w="2556"/>
       </w:tblGrid>
       <w:tr>
         <w:trPr>
+          <w:trHeight w:val="580"/>
           <w:tblHeader/>
         </w:trPr>
         <w:tc>
@@ -3715,7 +3853,7 @@
         </w:tc>
         <w:tc>
           <w:tcPr>
-            <w:tcW w:w="0" w:type="auto"/>
+            <w:tcW w:w="5048" w:type="dxa"/>
             <w:tcBorders>
               <w:top w:val="nil"/>
             </w:tcBorders>
@@ -3748,7 +3886,7 @@
         </w:tc>
         <w:tc>
           <w:tcPr>
-            <w:tcW w:w="0" w:type="auto"/>
+            <w:tcW w:w="2556" w:type="dxa"/>
             <w:tcBorders>
               <w:top w:val="nil"/>
             </w:tcBorders>
@@ -3781,6 +3919,9 @@
         </w:tc>
       </w:tr>
       <w:tr>
+        <w:trPr>
+          <w:trHeight w:val="580"/>
+        </w:trPr>
         <w:tc>
           <w:tcPr>
             <w:tcW w:w="0" w:type="auto"/>
@@ -3873,6 +4014,9 @@
         </w:tc>
       </w:tr>
       <w:tr>
+        <w:trPr>
+          <w:trHeight w:val="580"/>
+        </w:trPr>
         <w:tc>
           <w:tcPr>
             <w:tcW w:w="0" w:type="auto"/>
@@ -3965,6 +4109,9 @@
         </w:tc>
       </w:tr>
       <w:tr>
+        <w:trPr>
+          <w:trHeight w:val="580"/>
+        </w:trPr>
         <w:tc>
           <w:tcPr>
             <w:tcW w:w="0" w:type="auto"/>
@@ -4066,6 +4213,9 @@
         </w:tc>
       </w:tr>
       <w:tr>
+        <w:trPr>
+          <w:trHeight w:val="580"/>
+        </w:trPr>
         <w:tc>
           <w:tcPr>
             <w:tcW w:w="0" w:type="auto"/>
@@ -4288,7 +4438,6 @@
           <w:sz w:val="22"/>
           <w:szCs w:val="28"/>
         </w:rPr>
-        <w:lastRenderedPageBreak/>
         <w:t>Multimodal foundation models surged from 25 to 144 publications in 2025 (Edara et al., 2026)</w:t>
       </w:r>
     </w:p>
@@ -4479,6 +4628,7 @@
           <w:sz w:val="22"/>
           <w:szCs w:val="28"/>
         </w:rPr>
+        <w:lastRenderedPageBreak/>
         <w:t>Sources:</w:t>
       </w:r>
       <w:r>
@@ -4781,7 +4931,6 @@
           <w:sz w:val="22"/>
           <w:szCs w:val="28"/>
         </w:rPr>
-        <w:lastRenderedPageBreak/>
         <w:t>4.5 Bias Mitigation Frameworks</w:t>
       </w:r>
     </w:p>
@@ -4980,6 +5129,7 @@
                 <w:sz w:val="22"/>
                 <w:szCs w:val="28"/>
               </w:rPr>
+              <w:lastRenderedPageBreak/>
               <w:t>Rank</w:t>
             </w:r>
           </w:p>
@@ -5999,7 +6149,6 @@
                 <w:sz w:val="22"/>
                 <w:szCs w:val="28"/>
               </w:rPr>
-              <w:lastRenderedPageBreak/>
               <w:t>8</w:t>
             </w:r>
           </w:p>
@@ -6234,6 +6383,7 @@
           <w:sz w:val="22"/>
           <w:szCs w:val="28"/>
         </w:rPr>
+        <w:lastRenderedPageBreak/>
         <w:t>This literature review synthesizes findings from 16 review papers on AI in healthcare published between 2022-2026. Key findings include:</w:t>
       </w:r>
     </w:p>
@@ -6473,7 +6623,6 @@
           <w:sz w:val="22"/>
           <w:szCs w:val="28"/>
         </w:rPr>
-        <w:lastRenderedPageBreak/>
         <w:t>Gao, X., He, P., Zhou, Y., &amp; Qin, X. (2024). Artificial Intelligence Applications in Smart Healthcare: A Survey. </w:t>
       </w:r>
       <w:r>
@@ -6668,6 +6817,7 @@
           <w:sz w:val="22"/>
           <w:szCs w:val="28"/>
         </w:rPr>
+        <w:lastRenderedPageBreak/>
         <w:t>Ao, S.I., et al. (2026). Recent Advances in AI and GenAI for Health Informatics. </w:t>
       </w:r>
       <w:r>
@@ -7045,7 +7195,6 @@
           <w:sz w:val="22"/>
           <w:szCs w:val="28"/>
         </w:rPr>
-        <w:lastRenderedPageBreak/>
         <w:t>Polevikov, S. (2023). Advancing AI in healthcare: A comprehensive review of best practices. </w:t>
       </w:r>
       <w:r>
@@ -7132,12 +7281,13 @@
           <w:sz w:val="33"/>
           <w:szCs w:val="33"/>
         </w:rPr>
+        <w:lastRenderedPageBreak/>
         <w:t>Appendix: Summary Table of Reviewed Papers</w:t>
       </w:r>
     </w:p>
     <w:tbl>
       <w:tblPr>
-        <w:tblW w:w="0" w:type="auto"/>
+        <w:tblW w:w="11273" w:type="dxa"/>
         <w:tblCellMar>
           <w:top w:w="15" w:type="dxa"/>
           <w:left w:w="15" w:type="dxa"/>
@@ -7147,14 +7297,15 @@
         <w:tblLook w:val="04A0" w:firstRow="1" w:lastRow="0" w:firstColumn="1" w:lastColumn="0" w:noHBand="0" w:noVBand="1"/>
       </w:tblPr>
       <w:tblGrid>
-        <w:gridCol w:w="1054"/>
-        <w:gridCol w:w="2072"/>
-        <w:gridCol w:w="1491"/>
-        <w:gridCol w:w="2373"/>
-        <w:gridCol w:w="2370"/>
+        <w:gridCol w:w="1271"/>
+        <w:gridCol w:w="2495"/>
+        <w:gridCol w:w="1759"/>
+        <w:gridCol w:w="2876"/>
+        <w:gridCol w:w="2872"/>
       </w:tblGrid>
       <w:tr>
         <w:trPr>
+          <w:trHeight w:val="1392"/>
           <w:tblHeader/>
         </w:trPr>
         <w:tc>
@@ -7330,6 +7481,9 @@
         </w:tc>
       </w:tr>
       <w:tr>
+        <w:trPr>
+          <w:trHeight w:val="1783"/>
+        </w:trPr>
         <w:tc>
           <w:tcPr>
             <w:tcW w:w="0" w:type="auto"/>
@@ -7487,6 +7641,9 @@
         </w:tc>
       </w:tr>
       <w:tr>
+        <w:trPr>
+          <w:trHeight w:val="1771"/>
+        </w:trPr>
         <w:tc>
           <w:tcPr>
             <w:tcW w:w="0" w:type="auto"/>
@@ -7644,6 +7801,9 @@
         </w:tc>
       </w:tr>
       <w:tr>
+        <w:trPr>
+          <w:trHeight w:val="1771"/>
+        </w:trPr>
         <w:tc>
           <w:tcPr>
             <w:tcW w:w="0" w:type="auto"/>
@@ -7829,6 +7989,9 @@
         </w:tc>
       </w:tr>
       <w:tr>
+        <w:trPr>
+          <w:trHeight w:val="1771"/>
+        </w:trPr>
         <w:tc>
           <w:tcPr>
             <w:tcW w:w="0" w:type="auto"/>
@@ -7996,6 +8159,9 @@
         </w:tc>
       </w:tr>
       <w:tr>
+        <w:trPr>
+          <w:trHeight w:val="1771"/>
+        </w:trPr>
         <w:tc>
           <w:tcPr>
             <w:tcW w:w="0" w:type="auto"/>
@@ -8023,7 +8189,6 @@
                 <w:sz w:val="23"/>
                 <w:szCs w:val="23"/>
               </w:rPr>
-              <w:lastRenderedPageBreak/>
               <w:t>5</w:t>
             </w:r>
           </w:p>
@@ -8154,6 +8319,9 @@
         </w:tc>
       </w:tr>
       <w:tr>
+        <w:trPr>
+          <w:trHeight w:val="1771"/>
+        </w:trPr>
         <w:tc>
           <w:tcPr>
             <w:tcW w:w="0" w:type="auto"/>
@@ -8181,6 +8349,7 @@
                 <w:sz w:val="23"/>
                 <w:szCs w:val="23"/>
               </w:rPr>
+              <w:lastRenderedPageBreak/>
               <w:t>6</w:t>
             </w:r>
           </w:p>
@@ -8311,6 +8480,9 @@
         </w:tc>
       </w:tr>
       <w:tr>
+        <w:trPr>
+          <w:trHeight w:val="1771"/>
+        </w:trPr>
         <w:tc>
           <w:tcPr>
             <w:tcW w:w="0" w:type="auto"/>
@@ -8468,6 +8640,9 @@
         </w:tc>
       </w:tr>
       <w:tr>
+        <w:trPr>
+          <w:trHeight w:val="1771"/>
+        </w:trPr>
         <w:tc>
           <w:tcPr>
             <w:tcW w:w="0" w:type="auto"/>
@@ -8625,6 +8800,9 @@
         </w:tc>
       </w:tr>
       <w:tr>
+        <w:trPr>
+          <w:trHeight w:val="1771"/>
+        </w:trPr>
         <w:tc>
           <w:tcPr>
             <w:tcW w:w="0" w:type="auto"/>
@@ -8792,6 +8970,9 @@
         </w:tc>
       </w:tr>
       <w:tr>
+        <w:trPr>
+          <w:trHeight w:val="1771"/>
+        </w:trPr>
         <w:tc>
           <w:tcPr>
             <w:tcW w:w="0" w:type="auto"/>
@@ -8819,7 +9000,6 @@
                 <w:sz w:val="23"/>
                 <w:szCs w:val="23"/>
               </w:rPr>
-              <w:lastRenderedPageBreak/>
               <w:t>10</w:t>
             </w:r>
           </w:p>
@@ -8950,6 +9130,9 @@
         </w:tc>
       </w:tr>
       <w:tr>
+        <w:trPr>
+          <w:trHeight w:val="1771"/>
+        </w:trPr>
         <w:tc>
           <w:tcPr>
             <w:tcW w:w="0" w:type="auto"/>
@@ -8977,6 +9160,7 @@
                 <w:sz w:val="23"/>
                 <w:szCs w:val="23"/>
               </w:rPr>
+              <w:lastRenderedPageBreak/>
               <w:t>11</w:t>
             </w:r>
           </w:p>
@@ -9117,6 +9301,9 @@
         </w:tc>
       </w:tr>
       <w:tr>
+        <w:trPr>
+          <w:trHeight w:val="1771"/>
+        </w:trPr>
         <w:tc>
           <w:tcPr>
             <w:tcW w:w="0" w:type="auto"/>
@@ -9274,6 +9461,9 @@
         </w:tc>
       </w:tr>
       <w:tr>
+        <w:trPr>
+          <w:trHeight w:val="1771"/>
+        </w:trPr>
         <w:tc>
           <w:tcPr>
             <w:tcW w:w="0" w:type="auto"/>
@@ -9431,6 +9621,9 @@
         </w:tc>
       </w:tr>
       <w:tr>
+        <w:trPr>
+          <w:trHeight w:val="1771"/>
+        </w:trPr>
         <w:tc>
           <w:tcPr>
             <w:tcW w:w="0" w:type="auto"/>
@@ -9588,6 +9781,9 @@
         </w:tc>
       </w:tr>
       <w:tr>
+        <w:trPr>
+          <w:trHeight w:val="1771"/>
+        </w:trPr>
         <w:tc>
           <w:tcPr>
             <w:tcW w:w="0" w:type="auto"/>
@@ -9615,7 +9811,6 @@
                 <w:sz w:val="23"/>
                 <w:szCs w:val="23"/>
               </w:rPr>
-              <w:lastRenderedPageBreak/>
               <w:t>15</w:t>
             </w:r>
           </w:p>
@@ -9758,6 +9953,9 @@
         </w:tc>
       </w:tr>
       <w:tr>
+        <w:trPr>
+          <w:trHeight w:val="1771"/>
+        </w:trPr>
         <w:tc>
           <w:tcPr>
             <w:tcW w:w="0" w:type="auto"/>
@@ -9785,6 +9983,7 @@
                 <w:sz w:val="23"/>
                 <w:szCs w:val="23"/>
               </w:rPr>
+              <w:lastRenderedPageBreak/>
               <w:t>16</w:t>
             </w:r>
           </w:p>
